--- a/答辩材料/答辩讲稿与预期问答.docx
+++ b/答辩材料/答辩讲稿与预期问答.docx
@@ -1768,7 +1768,7 @@
           <w:b/>
           <w:sz w:val="23"/>
         </w:rPr>
-        <w:t>四个人具体怎么分工的？工作量各占多少？</w:t>
+        <w:t>三个人具体怎么分工的？工作量各占多少？</w:t>
       </w:r>
     </w:p>
     <w:p>
@@ -1791,7 +1791,7 @@
           <w:b w:val="0"/>
           <w:sz w:val="21"/>
         </w:rPr>
-        <w:t>按系统模块划分：一人负责后端计算与对标算法，一人负责前端界面与交互，一人负责数据采集与质量校验，一人负责 Prompt 工程与对照实验，指导教师在选题、路线和论文上把关。四个人各自有独立交付物，在答辩材料的分工页里有一一对应的说明。需要说明的是这一页还需要与团队最终确认，并和软件著作权的著作权人、论文的作者顺序保持一致。</w:t>
+        <w:t>按系统模块划分：一人负责系统架构、指标计算引擎、行业对标算法与数据库设计；一人负责前端界面与交互、设计令牌体系与 ECharts 可视化；一人负责数据采集与质量核验、Prompt 工程与对照实验；指导教师在选题、技术路线和论文上把关。三个人各自有独立交付物，在答辩材料的分工页里有一一对应的说明。需要说明的是这一页还需要与团队最终确认，并和软件著作权的著作权人、论文的作者顺序保持一致。</w:t>
       </w:r>
     </w:p>
     <w:p>

--- a/答辩材料/答辩讲稿与预期问答.docx
+++ b/答辩材料/答辩讲稿与预期问答.docx
@@ -1903,6 +1903,51 @@
           <w:b/>
           <w:sz w:val="23"/>
         </w:rPr>
+        <w:t>立项名单里有四位成员，为什么答辩材料上是三位？</w:t>
+      </w:r>
+    </w:p>
+    <w:p>
+      <w:pPr>
+        <w:spacing w:after="80" w:line="348" w:lineRule="auto"/>
+        <w:ind w:left="340"/>
+      </w:pPr>
+      <w:r>
+        <w:rPr>
+          <w:rFonts w:ascii="Calibri" w:hAnsi="Calibri" w:eastAsia="宋体"/>
+          <w:b/>
+          <w:color w:val="10A05A"/>
+          <w:sz w:val="21"/>
+        </w:rPr>
+        <w:t>答：</w:t>
+      </w:r>
+      <w:r>
+        <w:rPr>
+          <w:rFonts w:ascii="Calibri" w:hAnsi="Calibri" w:eastAsia="宋体"/>
+          <w:b w:val="0"/>
+          <w:sz w:val="21"/>
+        </w:rPr>
+        <w:t>有一位成员（海宸）退出了本项目，原因是他同时参加了另一个项目。省级大学生创新创业训练计划与中国国际大学生创新大赛的申报平台都限制同一学生同期只能参与一个项目，他在两个项目之间只能保留一个，最终留在了另一个项目里。本项目已按学校规定办理成员变更手续，结题名单以三人为准；答辩材料、软件著作权与论文三处署名已同步为同一份三人名单。如果老师需要，我们可以提供变更备案的证明材料。</w:t>
+      </w:r>
+    </w:p>
+    <w:p>
+      <w:pPr>
+        <w:spacing w:before="200" w:after="60" w:line="324" w:lineRule="auto"/>
+      </w:pPr>
+      <w:r>
+        <w:rPr>
+          <w:rFonts w:ascii="Calibri" w:hAnsi="Calibri" w:eastAsia="宋体"/>
+          <w:b/>
+          <w:color w:val="1D5288"/>
+          <w:sz w:val="22"/>
+        </w:rPr>
+        <w:t>【预期提问 17】</w:t>
+      </w:r>
+      <w:r>
+        <w:rPr>
+          <w:rFonts w:ascii="Calibri" w:hAnsi="Calibri" w:eastAsia="宋体"/>
+          <w:b/>
+          <w:sz w:val="23"/>
+        </w:rPr>
         <w:t>项目结题后还会继续维护吗？</w:t>
       </w:r>
     </w:p>

--- a/答辩材料/答辩讲稿与预期问答.docx
+++ b/答辩材料/答辩讲稿与预期问答.docx
@@ -1206,7 +1206,7 @@
           <w:b/>
           <w:sz w:val="28"/>
         </w:rPr>
-        <w:t>三、预期问答（16 条，按被问概率排序）</w:t>
+        <w:t>三、预期问答（17 条，按被问概率排序）</w:t>
       </w:r>
     </w:p>
     <w:p>

--- a/答辩材料/答辩讲稿与预期问答.docx
+++ b/答辩材料/答辩讲稿与预期问答.docx
@@ -1791,7 +1791,7 @@
           <w:b w:val="0"/>
           <w:sz w:val="21"/>
         </w:rPr>
-        <w:t>按系统模块划分：一人负责系统架构、指标计算引擎、行业对标算法与数据库设计；一人负责前端界面与交互、设计令牌体系与 ECharts 可视化；一人负责数据采集与质量核验、Prompt 工程与对照实验；指导教师在选题、技术路线和论文上把关。三个人各自有独立交付物，在答辩材料的分工页里有一一对应的说明。需要说明的是这一页还需要与团队最终确认，并和软件著作权的著作权人、论文的作者顺序保持一致。</w:t>
+        <w:t>立项批复的项目负责人是韩宇与贾爱柯两位，崔德昊为项目成员。按系统模块划分：韩宇负责系统架构、指标计算引擎、行业对标算法与数据库设计；贾爱柯负责前端界面与交互、设计令牌体系与 ECharts 可视化；崔德昊负责数据采集与质量核验、Prompt 工程与对照实验；指导教师在选题、技术路线和论文上把关。三人各自有独立交付物，在答辩材料的分工页里有一一对应的说明。</w:t>
       </w:r>
     </w:p>
     <w:p>

--- a/答辩材料/答辩讲稿与预期问答.docx
+++ b/答辩材料/答辩讲稿与预期问答.docx
@@ -1206,7 +1206,7 @@
           <w:b/>
           <w:sz w:val="28"/>
         </w:rPr>
-        <w:t>三、预期问答（17 条，按被问概率排序）</w:t>
+        <w:t>三、预期问答（16 条，按被问概率排序）</w:t>
       </w:r>
     </w:p>
     <w:p>
@@ -1768,7 +1768,7 @@
           <w:b/>
           <w:sz w:val="23"/>
         </w:rPr>
-        <w:t>三个人具体怎么分工的？工作量各占多少？</w:t>
+        <w:t>四个人具体怎么分工的？工作量各占多少？</w:t>
       </w:r>
     </w:p>
     <w:p>
@@ -1791,7 +1791,7 @@
           <w:b w:val="0"/>
           <w:sz w:val="21"/>
         </w:rPr>
-        <w:t>立项批复的项目负责人是韩宇与贾爱柯两位，崔德昊为项目成员。按系统模块划分：韩宇负责系统架构、指标计算引擎、行业对标算法与数据库设计；贾爱柯负责前端界面与交互、设计令牌体系与 ECharts 可视化；崔德昊负责数据采集与质量核验、Prompt 工程与对照实验；指导教师在选题、技术路线和论文上把关。三人各自有独立交付物，在答辩材料的分工页里有一一对应的说明。</w:t>
+        <w:t>立项批复的项目负责人是韩宇与贾爱柯两位，海宸、崔德昊为项目成员。按系统模块划分：韩宇负责系统架构、指标计算引擎、行业对标算法；贾爱柯负责前端界面与交互、设计令牌体系与 ECharts 可视化；海宸负责数据采集与质量校验、数据库设计与估值快照；崔德昊负责 Prompt 工程与对照实验、数值溯源校验；指导教师在选题、技术路线和论文上把关。四人各自有独立交付物，在答辩材料的分工页里有一一对应的说明。</w:t>
       </w:r>
     </w:p>
     <w:p>
@@ -1896,51 +1896,6 @@
           <w:sz w:val="22"/>
         </w:rPr>
         <w:t>【预期提问 16】</w:t>
-      </w:r>
-      <w:r>
-        <w:rPr>
-          <w:rFonts w:ascii="Calibri" w:hAnsi="Calibri" w:eastAsia="宋体"/>
-          <w:b/>
-          <w:sz w:val="23"/>
-        </w:rPr>
-        <w:t>立项名单里有四位成员，为什么答辩材料上是三位？</w:t>
-      </w:r>
-    </w:p>
-    <w:p>
-      <w:pPr>
-        <w:spacing w:after="80" w:line="348" w:lineRule="auto"/>
-        <w:ind w:left="340"/>
-      </w:pPr>
-      <w:r>
-        <w:rPr>
-          <w:rFonts w:ascii="Calibri" w:hAnsi="Calibri" w:eastAsia="宋体"/>
-          <w:b/>
-          <w:color w:val="10A05A"/>
-          <w:sz w:val="21"/>
-        </w:rPr>
-        <w:t>答：</w:t>
-      </w:r>
-      <w:r>
-        <w:rPr>
-          <w:rFonts w:ascii="Calibri" w:hAnsi="Calibri" w:eastAsia="宋体"/>
-          <w:b w:val="0"/>
-          <w:sz w:val="21"/>
-        </w:rPr>
-        <w:t>有一位成员（海宸）退出了本项目，原因是他同时参加了另一个项目。省级大学生创新创业训练计划与中国国际大学生创新大赛的申报平台都限制同一学生同期只能参与一个项目，他在两个项目之间只能保留一个，最终留在了另一个项目里。本项目已按学校规定办理成员变更手续，结题名单以三人为准；答辩材料、软件著作权与论文三处署名已同步为同一份三人名单。如果老师需要，我们可以提供变更备案的证明材料。</w:t>
-      </w:r>
-    </w:p>
-    <w:p>
-      <w:pPr>
-        <w:spacing w:before="200" w:after="60" w:line="324" w:lineRule="auto"/>
-      </w:pPr>
-      <w:r>
-        <w:rPr>
-          <w:rFonts w:ascii="Calibri" w:hAnsi="Calibri" w:eastAsia="宋体"/>
-          <w:b/>
-          <w:color w:val="1D5288"/>
-          <w:sz w:val="22"/>
-        </w:rPr>
-        <w:t>【预期提问 17】</w:t>
       </w:r>
       <w:r>
         <w:rPr>
